--- a/output/Modelos_logit_filtrado/intensidad_PACES_2019_interaccion_filtro55.docx
+++ b/output/Modelos_logit_filtrado/intensidad_PACES_2019_interaccion_filtro55.docx
@@ -684,7 +684,7 @@
                 <w:szCs w:val="22"/>
                 <w:color w:val="000000"/>
               </w:rPr>
-              <w:t xml:space="preserve">12.0</w:t>
+              <w:t xml:space="preserve">11.9</w:t>
             </w:r>
           </w:p>
         </w:tc>
@@ -739,7 +739,7 @@
                 <w:szCs w:val="22"/>
                 <w:color w:val="000000"/>
               </w:rPr>
-              <w:t xml:space="preserve">36.0</w:t>
+              <w:t xml:space="preserve">36.1</w:t>
             </w:r>
           </w:p>
         </w:tc>
@@ -794,7 +794,7 @@
                 <w:szCs w:val="22"/>
                 <w:color w:val="000000"/>
               </w:rPr>
-              <w:t xml:space="preserve">24.0</w:t>
+              <w:t xml:space="preserve">24.2</w:t>
             </w:r>
           </w:p>
         </w:tc>
@@ -1239,7 +1239,7 @@
                 <w:szCs w:val="22"/>
                 <w:color w:val="000000"/>
               </w:rPr>
-              <w:t xml:space="preserve">5.3</w:t>
+              <w:t xml:space="preserve">5.2</w:t>
             </w:r>
           </w:p>
         </w:tc>
@@ -1349,7 +1349,7 @@
                 <w:szCs w:val="22"/>
                 <w:color w:val="000000"/>
               </w:rPr>
-              <w:t xml:space="preserve">34.1</w:t>
+              <w:t xml:space="preserve">34.0</w:t>
             </w:r>
           </w:p>
         </w:tc>
@@ -2129,7 +2129,7 @@
                 <w:szCs w:val="22"/>
                 <w:color w:val="000000"/>
               </w:rPr>
-              <w:t xml:space="preserve">9.2</w:t>
+              <w:t xml:space="preserve">9.3</w:t>
             </w:r>
           </w:p>
         </w:tc>
@@ -2239,7 +2239,7 @@
                 <w:szCs w:val="22"/>
                 <w:color w:val="000000"/>
               </w:rPr>
-              <w:t xml:space="preserve">20.7</w:t>
+              <w:t xml:space="preserve">20.8</w:t>
             </w:r>
           </w:p>
         </w:tc>
@@ -4799,7 +4799,7 @@
                 <w:szCs w:val="22"/>
                 <w:color w:val="000000"/>
               </w:rPr>
-              <w:t xml:space="preserve">12.5</w:t>
+              <w:t xml:space="preserve">12.3</w:t>
             </w:r>
           </w:p>
         </w:tc>
@@ -4854,7 +4854,7 @@
                 <w:szCs w:val="22"/>
                 <w:color w:val="000000"/>
               </w:rPr>
-              <w:t xml:space="preserve">9.3</w:t>
+              <w:t xml:space="preserve">9.4</w:t>
             </w:r>
           </w:p>
         </w:tc>
@@ -4909,7 +4909,7 @@
                 <w:szCs w:val="22"/>
                 <w:color w:val="000000"/>
               </w:rPr>
-              <w:t xml:space="preserve">21.8</w:t>
+              <w:t xml:space="preserve">21.7</w:t>
             </w:r>
           </w:p>
         </w:tc>
